--- a/informes-growth/oscar-2026-10-14/Oscar Health - growth - 2026-10-14.docx
+++ b/informes-growth/oscar-2026-10-14/Oscar Health - growth - 2026-10-14.docx
@@ -3306,7 +3306,7 @@
         <w:t xml:space="preserve"> </w:t>
       </w:r>
       <w:r>
-        <w:t xml:space="preserve">el bolsillo growth está lleno (unos 20 %). Al precio actual y con v11, las cinco posiciones esperan: Nu +19 %, Axon +36 %, Shopify +18 %, Snowflake +13 % y Samsara +15 %. La liquidez es de unos 27 EUR, así que solo se podría entrar sustituyendo a una de ellas.</w:t>
+        <w:t xml:space="preserve">el bolsillo growth está lleno (unos 20 %). Al precio actual y con v11, las cinco posiciones esperan: Nu +19 %, Axon +36 %, Shopify +18 %, Snowflake +13 % y Samsara +15 %. La liquidez libre es casi nula, así que solo se podría entrar sustituyendo a una de ellas.</w:t>
       </w:r>
     </w:p>
     <w:p>
